--- a/submission_upload/02_Tables/Table1_Gait_Event_Accuracy.docx
+++ b/submission_upload/02_Tables/Table1_Gait_Event_Accuracy.docx
@@ -21,6 +21,14 @@
         <w:tblStyle w:val="TableGrid"/>
         <w:tblW w:type="auto" w:w="0"/>
         <w:jc w:val="center"/>
+        <w:tblBorders>
+          <w:top w:val="single" w:sz="8" w:space="0" w:color="000000"/>
+          <w:left w:val="single" w:sz="8" w:space="0" w:color="000000"/>
+          <w:bottom w:val="single" w:sz="8" w:space="0" w:color="000000"/>
+          <w:right w:val="single" w:sz="8" w:space="0" w:color="000000"/>
+          <w:insideH w:val="single" w:sz="8" w:space="0" w:color="000000"/>
+          <w:insideV w:val="single" w:sz="8" w:space="0" w:color="000000"/>
+        </w:tblBorders>
         <w:tblLayout w:type="autofit"/>
         <w:tblLook w:firstColumn="1" w:firstRow="1" w:lastColumn="0" w:lastRow="0" w:noHBand="0" w:noVBand="1" w:val="04A0"/>
       </w:tblPr>
@@ -40,6 +48,12 @@
         <w:tc>
           <w:tcPr>
             <w:tcW w:type="dxa" w:w="2016"/>
+            <w:tcBorders>
+              <w:top w:val="single" w:sz="8" w:space="0" w:color="000000"/>
+              <w:left w:val="single" w:sz="8" w:space="0" w:color="000000"/>
+              <w:bottom w:val="single" w:sz="8" w:space="0" w:color="000000"/>
+              <w:right w:val="single" w:sz="8" w:space="0" w:color="000000"/>
+            </w:tcBorders>
             <w:vAlign w:val="center"/>
           </w:tcPr>
           <w:p>
@@ -62,6 +76,12 @@
         <w:tc>
           <w:tcPr>
             <w:tcW w:type="dxa" w:w="2016"/>
+            <w:tcBorders>
+              <w:top w:val="single" w:sz="8" w:space="0" w:color="000000"/>
+              <w:left w:val="single" w:sz="8" w:space="0" w:color="000000"/>
+              <w:bottom w:val="single" w:sz="8" w:space="0" w:color="000000"/>
+              <w:right w:val="single" w:sz="8" w:space="0" w:color="000000"/>
+            </w:tcBorders>
             <w:vAlign w:val="center"/>
           </w:tcPr>
           <w:p>
@@ -84,6 +104,12 @@
         <w:tc>
           <w:tcPr>
             <w:tcW w:type="dxa" w:w="2016"/>
+            <w:tcBorders>
+              <w:top w:val="single" w:sz="8" w:space="0" w:color="000000"/>
+              <w:left w:val="single" w:sz="8" w:space="0" w:color="000000"/>
+              <w:bottom w:val="single" w:sz="8" w:space="0" w:color="000000"/>
+              <w:right w:val="single" w:sz="8" w:space="0" w:color="000000"/>
+            </w:tcBorders>
             <w:vAlign w:val="center"/>
           </w:tcPr>
           <w:p>
@@ -106,6 +132,12 @@
         <w:tc>
           <w:tcPr>
             <w:tcW w:type="dxa" w:w="2016"/>
+            <w:tcBorders>
+              <w:top w:val="single" w:sz="8" w:space="0" w:color="000000"/>
+              <w:left w:val="single" w:sz="8" w:space="0" w:color="000000"/>
+              <w:bottom w:val="single" w:sz="8" w:space="0" w:color="000000"/>
+              <w:right w:val="single" w:sz="8" w:space="0" w:color="000000"/>
+            </w:tcBorders>
             <w:vAlign w:val="center"/>
           </w:tcPr>
           <w:p>
@@ -128,6 +160,12 @@
         <w:tc>
           <w:tcPr>
             <w:tcW w:type="dxa" w:w="2016"/>
+            <w:tcBorders>
+              <w:top w:val="single" w:sz="8" w:space="0" w:color="000000"/>
+              <w:left w:val="single" w:sz="8" w:space="0" w:color="000000"/>
+              <w:bottom w:val="single" w:sz="8" w:space="0" w:color="000000"/>
+              <w:right w:val="single" w:sz="8" w:space="0" w:color="000000"/>
+            </w:tcBorders>
             <w:vAlign w:val="center"/>
           </w:tcPr>
           <w:p>
@@ -150,6 +188,12 @@
         <w:tc>
           <w:tcPr>
             <w:tcW w:type="dxa" w:w="2016"/>
+            <w:tcBorders>
+              <w:top w:val="single" w:sz="8" w:space="0" w:color="000000"/>
+              <w:left w:val="single" w:sz="8" w:space="0" w:color="000000"/>
+              <w:bottom w:val="single" w:sz="8" w:space="0" w:color="000000"/>
+              <w:right w:val="single" w:sz="8" w:space="0" w:color="000000"/>
+            </w:tcBorders>
             <w:vAlign w:val="center"/>
           </w:tcPr>
           <w:p>
@@ -172,6 +216,12 @@
         <w:tc>
           <w:tcPr>
             <w:tcW w:type="dxa" w:w="2016"/>
+            <w:tcBorders>
+              <w:top w:val="single" w:sz="8" w:space="0" w:color="000000"/>
+              <w:left w:val="single" w:sz="8" w:space="0" w:color="000000"/>
+              <w:bottom w:val="single" w:sz="8" w:space="0" w:color="000000"/>
+              <w:right w:val="single" w:sz="8" w:space="0" w:color="000000"/>
+            </w:tcBorders>
             <w:vAlign w:val="center"/>
           </w:tcPr>
           <w:p>
@@ -197,6 +247,12 @@
           <w:tcPr>
             <w:tcW w:type="dxa" w:w="2016"/>
             <w:vMerge w:val="restart"/>
+            <w:tcBorders>
+              <w:top w:val="single" w:sz="8" w:space="0" w:color="000000"/>
+              <w:left w:val="single" w:sz="8" w:space="0" w:color="000000"/>
+              <w:bottom w:val="single" w:sz="8" w:space="0" w:color="000000"/>
+              <w:right w:val="single" w:sz="8" w:space="0" w:color="000000"/>
+            </w:tcBorders>
             <w:vAlign w:val="center"/>
           </w:tcPr>
           <w:p>
@@ -234,6 +290,12 @@
         <w:tc>
           <w:tcPr>
             <w:tcW w:type="dxa" w:w="2016"/>
+            <w:tcBorders>
+              <w:top w:val="single" w:sz="8" w:space="0" w:color="000000"/>
+              <w:left w:val="single" w:sz="8" w:space="0" w:color="000000"/>
+              <w:bottom w:val="single" w:sz="8" w:space="0" w:color="000000"/>
+              <w:right w:val="single" w:sz="8" w:space="0" w:color="000000"/>
+            </w:tcBorders>
             <w:vAlign w:val="center"/>
           </w:tcPr>
           <w:p>
@@ -256,6 +318,12 @@
         <w:tc>
           <w:tcPr>
             <w:tcW w:type="dxa" w:w="2016"/>
+            <w:tcBorders>
+              <w:top w:val="single" w:sz="8" w:space="0" w:color="000000"/>
+              <w:left w:val="single" w:sz="8" w:space="0" w:color="000000"/>
+              <w:bottom w:val="single" w:sz="8" w:space="0" w:color="000000"/>
+              <w:right w:val="single" w:sz="8" w:space="0" w:color="000000"/>
+            </w:tcBorders>
             <w:vAlign w:val="center"/>
           </w:tcPr>
           <w:p>
@@ -278,6 +346,12 @@
         <w:tc>
           <w:tcPr>
             <w:tcW w:type="dxa" w:w="2016"/>
+            <w:tcBorders>
+              <w:top w:val="single" w:sz="8" w:space="0" w:color="000000"/>
+              <w:left w:val="single" w:sz="8" w:space="0" w:color="000000"/>
+              <w:bottom w:val="single" w:sz="8" w:space="0" w:color="000000"/>
+              <w:right w:val="single" w:sz="8" w:space="0" w:color="000000"/>
+            </w:tcBorders>
             <w:vAlign w:val="center"/>
           </w:tcPr>
           <w:p>
@@ -300,6 +374,12 @@
         <w:tc>
           <w:tcPr>
             <w:tcW w:type="dxa" w:w="2016"/>
+            <w:tcBorders>
+              <w:top w:val="single" w:sz="8" w:space="0" w:color="000000"/>
+              <w:left w:val="single" w:sz="8" w:space="0" w:color="000000"/>
+              <w:bottom w:val="single" w:sz="8" w:space="0" w:color="000000"/>
+              <w:right w:val="single" w:sz="8" w:space="0" w:color="000000"/>
+            </w:tcBorders>
             <w:vAlign w:val="center"/>
           </w:tcPr>
           <w:p>
@@ -322,6 +402,12 @@
         <w:tc>
           <w:tcPr>
             <w:tcW w:type="dxa" w:w="2016"/>
+            <w:tcBorders>
+              <w:top w:val="single" w:sz="8" w:space="0" w:color="000000"/>
+              <w:left w:val="single" w:sz="8" w:space="0" w:color="000000"/>
+              <w:bottom w:val="single" w:sz="8" w:space="0" w:color="000000"/>
+              <w:right w:val="single" w:sz="8" w:space="0" w:color="000000"/>
+            </w:tcBorders>
             <w:vAlign w:val="center"/>
           </w:tcPr>
           <w:p>
@@ -344,6 +430,12 @@
         <w:tc>
           <w:tcPr>
             <w:tcW w:type="dxa" w:w="2016"/>
+            <w:tcBorders>
+              <w:top w:val="single" w:sz="8" w:space="0" w:color="000000"/>
+              <w:left w:val="single" w:sz="8" w:space="0" w:color="000000"/>
+              <w:bottom w:val="single" w:sz="8" w:space="0" w:color="000000"/>
+              <w:right w:val="single" w:sz="8" w:space="0" w:color="000000"/>
+            </w:tcBorders>
             <w:vAlign w:val="center"/>
           </w:tcPr>
           <w:p>
@@ -376,6 +468,12 @@
         <w:tc>
           <w:tcPr>
             <w:tcW w:type="dxa" w:w="2016"/>
+            <w:tcBorders>
+              <w:top w:val="single" w:sz="8" w:space="0" w:color="000000"/>
+              <w:left w:val="single" w:sz="8" w:space="0" w:color="000000"/>
+              <w:bottom w:val="single" w:sz="8" w:space="0" w:color="000000"/>
+              <w:right w:val="single" w:sz="8" w:space="0" w:color="000000"/>
+            </w:tcBorders>
             <w:vAlign w:val="center"/>
           </w:tcPr>
           <w:p>
@@ -398,6 +496,12 @@
         <w:tc>
           <w:tcPr>
             <w:tcW w:type="dxa" w:w="2016"/>
+            <w:tcBorders>
+              <w:top w:val="single" w:sz="8" w:space="0" w:color="000000"/>
+              <w:left w:val="single" w:sz="8" w:space="0" w:color="000000"/>
+              <w:bottom w:val="single" w:sz="8" w:space="0" w:color="000000"/>
+              <w:right w:val="single" w:sz="8" w:space="0" w:color="000000"/>
+            </w:tcBorders>
             <w:vAlign w:val="center"/>
           </w:tcPr>
           <w:p>
@@ -420,6 +524,12 @@
         <w:tc>
           <w:tcPr>
             <w:tcW w:type="dxa" w:w="2016"/>
+            <w:tcBorders>
+              <w:top w:val="single" w:sz="8" w:space="0" w:color="000000"/>
+              <w:left w:val="single" w:sz="8" w:space="0" w:color="000000"/>
+              <w:bottom w:val="single" w:sz="8" w:space="0" w:color="000000"/>
+              <w:right w:val="single" w:sz="8" w:space="0" w:color="000000"/>
+            </w:tcBorders>
             <w:vAlign w:val="center"/>
           </w:tcPr>
           <w:p>
@@ -442,6 +552,12 @@
         <w:tc>
           <w:tcPr>
             <w:tcW w:type="dxa" w:w="2016"/>
+            <w:tcBorders>
+              <w:top w:val="single" w:sz="8" w:space="0" w:color="000000"/>
+              <w:left w:val="single" w:sz="8" w:space="0" w:color="000000"/>
+              <w:bottom w:val="single" w:sz="8" w:space="0" w:color="000000"/>
+              <w:right w:val="single" w:sz="8" w:space="0" w:color="000000"/>
+            </w:tcBorders>
             <w:vAlign w:val="center"/>
           </w:tcPr>
           <w:p>
@@ -464,6 +580,12 @@
         <w:tc>
           <w:tcPr>
             <w:tcW w:type="dxa" w:w="2016"/>
+            <w:tcBorders>
+              <w:top w:val="single" w:sz="8" w:space="0" w:color="000000"/>
+              <w:left w:val="single" w:sz="8" w:space="0" w:color="000000"/>
+              <w:bottom w:val="single" w:sz="8" w:space="0" w:color="000000"/>
+              <w:right w:val="single" w:sz="8" w:space="0" w:color="000000"/>
+            </w:tcBorders>
             <w:vAlign w:val="center"/>
           </w:tcPr>
           <w:p>
@@ -486,6 +608,12 @@
         <w:tc>
           <w:tcPr>
             <w:tcW w:type="dxa" w:w="2016"/>
+            <w:tcBorders>
+              <w:top w:val="single" w:sz="8" w:space="0" w:color="000000"/>
+              <w:left w:val="single" w:sz="8" w:space="0" w:color="000000"/>
+              <w:bottom w:val="single" w:sz="8" w:space="0" w:color="000000"/>
+              <w:right w:val="single" w:sz="8" w:space="0" w:color="000000"/>
+            </w:tcBorders>
             <w:vAlign w:val="center"/>
           </w:tcPr>
           <w:p>
@@ -511,6 +639,12 @@
           <w:tcPr>
             <w:tcW w:type="dxa" w:w="2016"/>
             <w:vMerge w:val="restart"/>
+            <w:tcBorders>
+              <w:top w:val="single" w:sz="8" w:space="0" w:color="000000"/>
+              <w:left w:val="single" w:sz="8" w:space="0" w:color="000000"/>
+              <w:bottom w:val="single" w:sz="8" w:space="0" w:color="000000"/>
+              <w:right w:val="single" w:sz="8" w:space="0" w:color="000000"/>
+            </w:tcBorders>
             <w:vAlign w:val="center"/>
           </w:tcPr>
           <w:p>
@@ -548,6 +682,12 @@
         <w:tc>
           <w:tcPr>
             <w:tcW w:type="dxa" w:w="2016"/>
+            <w:tcBorders>
+              <w:top w:val="single" w:sz="8" w:space="0" w:color="000000"/>
+              <w:left w:val="single" w:sz="8" w:space="0" w:color="000000"/>
+              <w:bottom w:val="single" w:sz="8" w:space="0" w:color="000000"/>
+              <w:right w:val="single" w:sz="8" w:space="0" w:color="000000"/>
+            </w:tcBorders>
             <w:vAlign w:val="center"/>
           </w:tcPr>
           <w:p>
@@ -570,6 +710,12 @@
         <w:tc>
           <w:tcPr>
             <w:tcW w:type="dxa" w:w="2016"/>
+            <w:tcBorders>
+              <w:top w:val="single" w:sz="8" w:space="0" w:color="000000"/>
+              <w:left w:val="single" w:sz="8" w:space="0" w:color="000000"/>
+              <w:bottom w:val="single" w:sz="8" w:space="0" w:color="000000"/>
+              <w:right w:val="single" w:sz="8" w:space="0" w:color="000000"/>
+            </w:tcBorders>
             <w:vAlign w:val="center"/>
           </w:tcPr>
           <w:p>
@@ -592,6 +738,12 @@
         <w:tc>
           <w:tcPr>
             <w:tcW w:type="dxa" w:w="2016"/>
+            <w:tcBorders>
+              <w:top w:val="single" w:sz="8" w:space="0" w:color="000000"/>
+              <w:left w:val="single" w:sz="8" w:space="0" w:color="000000"/>
+              <w:bottom w:val="single" w:sz="8" w:space="0" w:color="000000"/>
+              <w:right w:val="single" w:sz="8" w:space="0" w:color="000000"/>
+            </w:tcBorders>
             <w:vAlign w:val="center"/>
           </w:tcPr>
           <w:p>
@@ -614,6 +766,12 @@
         <w:tc>
           <w:tcPr>
             <w:tcW w:type="dxa" w:w="2016"/>
+            <w:tcBorders>
+              <w:top w:val="single" w:sz="8" w:space="0" w:color="000000"/>
+              <w:left w:val="single" w:sz="8" w:space="0" w:color="000000"/>
+              <w:bottom w:val="single" w:sz="8" w:space="0" w:color="000000"/>
+              <w:right w:val="single" w:sz="8" w:space="0" w:color="000000"/>
+            </w:tcBorders>
             <w:vAlign w:val="center"/>
           </w:tcPr>
           <w:p>
@@ -636,6 +794,12 @@
         <w:tc>
           <w:tcPr>
             <w:tcW w:type="dxa" w:w="2016"/>
+            <w:tcBorders>
+              <w:top w:val="single" w:sz="8" w:space="0" w:color="000000"/>
+              <w:left w:val="single" w:sz="8" w:space="0" w:color="000000"/>
+              <w:bottom w:val="single" w:sz="8" w:space="0" w:color="000000"/>
+              <w:right w:val="single" w:sz="8" w:space="0" w:color="000000"/>
+            </w:tcBorders>
             <w:vAlign w:val="center"/>
           </w:tcPr>
           <w:p>
@@ -658,6 +822,12 @@
         <w:tc>
           <w:tcPr>
             <w:tcW w:type="dxa" w:w="2016"/>
+            <w:tcBorders>
+              <w:top w:val="single" w:sz="8" w:space="0" w:color="000000"/>
+              <w:left w:val="single" w:sz="8" w:space="0" w:color="000000"/>
+              <w:bottom w:val="single" w:sz="8" w:space="0" w:color="000000"/>
+              <w:right w:val="single" w:sz="8" w:space="0" w:color="000000"/>
+            </w:tcBorders>
             <w:vAlign w:val="center"/>
           </w:tcPr>
           <w:p>
@@ -690,6 +860,12 @@
         <w:tc>
           <w:tcPr>
             <w:tcW w:type="dxa" w:w="2016"/>
+            <w:tcBorders>
+              <w:top w:val="single" w:sz="8" w:space="0" w:color="000000"/>
+              <w:left w:val="single" w:sz="8" w:space="0" w:color="000000"/>
+              <w:bottom w:val="single" w:sz="8" w:space="0" w:color="000000"/>
+              <w:right w:val="single" w:sz="8" w:space="0" w:color="000000"/>
+            </w:tcBorders>
             <w:vAlign w:val="center"/>
           </w:tcPr>
           <w:p>
@@ -712,6 +888,12 @@
         <w:tc>
           <w:tcPr>
             <w:tcW w:type="dxa" w:w="2016"/>
+            <w:tcBorders>
+              <w:top w:val="single" w:sz="8" w:space="0" w:color="000000"/>
+              <w:left w:val="single" w:sz="8" w:space="0" w:color="000000"/>
+              <w:bottom w:val="single" w:sz="8" w:space="0" w:color="000000"/>
+              <w:right w:val="single" w:sz="8" w:space="0" w:color="000000"/>
+            </w:tcBorders>
             <w:vAlign w:val="center"/>
           </w:tcPr>
           <w:p>
@@ -734,6 +916,12 @@
         <w:tc>
           <w:tcPr>
             <w:tcW w:type="dxa" w:w="2016"/>
+            <w:tcBorders>
+              <w:top w:val="single" w:sz="8" w:space="0" w:color="000000"/>
+              <w:left w:val="single" w:sz="8" w:space="0" w:color="000000"/>
+              <w:bottom w:val="single" w:sz="8" w:space="0" w:color="000000"/>
+              <w:right w:val="single" w:sz="8" w:space="0" w:color="000000"/>
+            </w:tcBorders>
             <w:vAlign w:val="center"/>
           </w:tcPr>
           <w:p>
@@ -756,6 +944,12 @@
         <w:tc>
           <w:tcPr>
             <w:tcW w:type="dxa" w:w="2016"/>
+            <w:tcBorders>
+              <w:top w:val="single" w:sz="8" w:space="0" w:color="000000"/>
+              <w:left w:val="single" w:sz="8" w:space="0" w:color="000000"/>
+              <w:bottom w:val="single" w:sz="8" w:space="0" w:color="000000"/>
+              <w:right w:val="single" w:sz="8" w:space="0" w:color="000000"/>
+            </w:tcBorders>
             <w:vAlign w:val="center"/>
           </w:tcPr>
           <w:p>
@@ -778,6 +972,12 @@
         <w:tc>
           <w:tcPr>
             <w:tcW w:type="dxa" w:w="2016"/>
+            <w:tcBorders>
+              <w:top w:val="single" w:sz="8" w:space="0" w:color="000000"/>
+              <w:left w:val="single" w:sz="8" w:space="0" w:color="000000"/>
+              <w:bottom w:val="single" w:sz="8" w:space="0" w:color="000000"/>
+              <w:right w:val="single" w:sz="8" w:space="0" w:color="000000"/>
+            </w:tcBorders>
             <w:vAlign w:val="center"/>
           </w:tcPr>
           <w:p>
@@ -800,6 +1000,12 @@
         <w:tc>
           <w:tcPr>
             <w:tcW w:type="dxa" w:w="2016"/>
+            <w:tcBorders>
+              <w:top w:val="single" w:sz="8" w:space="0" w:color="000000"/>
+              <w:left w:val="single" w:sz="8" w:space="0" w:color="000000"/>
+              <w:bottom w:val="single" w:sz="8" w:space="0" w:color="000000"/>
+              <w:right w:val="single" w:sz="8" w:space="0" w:color="000000"/>
+            </w:tcBorders>
             <w:vAlign w:val="center"/>
           </w:tcPr>
           <w:p>
@@ -825,6 +1031,12 @@
           <w:tcPr>
             <w:tcW w:type="dxa" w:w="2016"/>
             <w:vMerge w:val="restart"/>
+            <w:tcBorders>
+              <w:top w:val="single" w:sz="8" w:space="0" w:color="000000"/>
+              <w:left w:val="single" w:sz="8" w:space="0" w:color="000000"/>
+              <w:bottom w:val="single" w:sz="8" w:space="0" w:color="000000"/>
+              <w:right w:val="single" w:sz="8" w:space="0" w:color="000000"/>
+            </w:tcBorders>
             <w:vAlign w:val="center"/>
           </w:tcPr>
           <w:p>
@@ -862,6 +1074,12 @@
         <w:tc>
           <w:tcPr>
             <w:tcW w:type="dxa" w:w="2016"/>
+            <w:tcBorders>
+              <w:top w:val="single" w:sz="8" w:space="0" w:color="000000"/>
+              <w:left w:val="single" w:sz="8" w:space="0" w:color="000000"/>
+              <w:bottom w:val="single" w:sz="8" w:space="0" w:color="000000"/>
+              <w:right w:val="single" w:sz="8" w:space="0" w:color="000000"/>
+            </w:tcBorders>
             <w:vAlign w:val="center"/>
           </w:tcPr>
           <w:p>
@@ -884,6 +1102,12 @@
         <w:tc>
           <w:tcPr>
             <w:tcW w:type="dxa" w:w="2016"/>
+            <w:tcBorders>
+              <w:top w:val="single" w:sz="8" w:space="0" w:color="000000"/>
+              <w:left w:val="single" w:sz="8" w:space="0" w:color="000000"/>
+              <w:bottom w:val="single" w:sz="8" w:space="0" w:color="000000"/>
+              <w:right w:val="single" w:sz="8" w:space="0" w:color="000000"/>
+            </w:tcBorders>
             <w:vAlign w:val="center"/>
           </w:tcPr>
           <w:p>
@@ -906,6 +1130,12 @@
         <w:tc>
           <w:tcPr>
             <w:tcW w:type="dxa" w:w="2016"/>
+            <w:tcBorders>
+              <w:top w:val="single" w:sz="8" w:space="0" w:color="000000"/>
+              <w:left w:val="single" w:sz="8" w:space="0" w:color="000000"/>
+              <w:bottom w:val="single" w:sz="8" w:space="0" w:color="000000"/>
+              <w:right w:val="single" w:sz="8" w:space="0" w:color="000000"/>
+            </w:tcBorders>
             <w:vAlign w:val="center"/>
           </w:tcPr>
           <w:p>
@@ -928,6 +1158,12 @@
         <w:tc>
           <w:tcPr>
             <w:tcW w:type="dxa" w:w="2016"/>
+            <w:tcBorders>
+              <w:top w:val="single" w:sz="8" w:space="0" w:color="000000"/>
+              <w:left w:val="single" w:sz="8" w:space="0" w:color="000000"/>
+              <w:bottom w:val="single" w:sz="8" w:space="0" w:color="000000"/>
+              <w:right w:val="single" w:sz="8" w:space="0" w:color="000000"/>
+            </w:tcBorders>
             <w:vAlign w:val="center"/>
           </w:tcPr>
           <w:p>
@@ -950,6 +1186,12 @@
         <w:tc>
           <w:tcPr>
             <w:tcW w:type="dxa" w:w="2016"/>
+            <w:tcBorders>
+              <w:top w:val="single" w:sz="8" w:space="0" w:color="000000"/>
+              <w:left w:val="single" w:sz="8" w:space="0" w:color="000000"/>
+              <w:bottom w:val="single" w:sz="8" w:space="0" w:color="000000"/>
+              <w:right w:val="single" w:sz="8" w:space="0" w:color="000000"/>
+            </w:tcBorders>
             <w:vAlign w:val="center"/>
           </w:tcPr>
           <w:p>
@@ -972,6 +1214,12 @@
         <w:tc>
           <w:tcPr>
             <w:tcW w:type="dxa" w:w="2016"/>
+            <w:tcBorders>
+              <w:top w:val="single" w:sz="8" w:space="0" w:color="000000"/>
+              <w:left w:val="single" w:sz="8" w:space="0" w:color="000000"/>
+              <w:bottom w:val="single" w:sz="8" w:space="0" w:color="000000"/>
+              <w:right w:val="single" w:sz="8" w:space="0" w:color="000000"/>
+            </w:tcBorders>
             <w:vAlign w:val="center"/>
           </w:tcPr>
           <w:p>
@@ -1004,6 +1252,12 @@
         <w:tc>
           <w:tcPr>
             <w:tcW w:type="dxa" w:w="2016"/>
+            <w:tcBorders>
+              <w:top w:val="single" w:sz="8" w:space="0" w:color="000000"/>
+              <w:left w:val="single" w:sz="8" w:space="0" w:color="000000"/>
+              <w:bottom w:val="single" w:sz="8" w:space="0" w:color="000000"/>
+              <w:right w:val="single" w:sz="8" w:space="0" w:color="000000"/>
+            </w:tcBorders>
             <w:vAlign w:val="center"/>
           </w:tcPr>
           <w:p>
@@ -1026,6 +1280,12 @@
         <w:tc>
           <w:tcPr>
             <w:tcW w:type="dxa" w:w="2016"/>
+            <w:tcBorders>
+              <w:top w:val="single" w:sz="8" w:space="0" w:color="000000"/>
+              <w:left w:val="single" w:sz="8" w:space="0" w:color="000000"/>
+              <w:bottom w:val="single" w:sz="8" w:space="0" w:color="000000"/>
+              <w:right w:val="single" w:sz="8" w:space="0" w:color="000000"/>
+            </w:tcBorders>
             <w:vAlign w:val="center"/>
           </w:tcPr>
           <w:p>
@@ -1048,6 +1308,12 @@
         <w:tc>
           <w:tcPr>
             <w:tcW w:type="dxa" w:w="2016"/>
+            <w:tcBorders>
+              <w:top w:val="single" w:sz="8" w:space="0" w:color="000000"/>
+              <w:left w:val="single" w:sz="8" w:space="0" w:color="000000"/>
+              <w:bottom w:val="single" w:sz="8" w:space="0" w:color="000000"/>
+              <w:right w:val="single" w:sz="8" w:space="0" w:color="000000"/>
+            </w:tcBorders>
             <w:vAlign w:val="center"/>
           </w:tcPr>
           <w:p>
@@ -1070,6 +1336,12 @@
         <w:tc>
           <w:tcPr>
             <w:tcW w:type="dxa" w:w="2016"/>
+            <w:tcBorders>
+              <w:top w:val="single" w:sz="8" w:space="0" w:color="000000"/>
+              <w:left w:val="single" w:sz="8" w:space="0" w:color="000000"/>
+              <w:bottom w:val="single" w:sz="8" w:space="0" w:color="000000"/>
+              <w:right w:val="single" w:sz="8" w:space="0" w:color="000000"/>
+            </w:tcBorders>
             <w:vAlign w:val="center"/>
           </w:tcPr>
           <w:p>
@@ -1092,6 +1364,12 @@
         <w:tc>
           <w:tcPr>
             <w:tcW w:type="dxa" w:w="2016"/>
+            <w:tcBorders>
+              <w:top w:val="single" w:sz="8" w:space="0" w:color="000000"/>
+              <w:left w:val="single" w:sz="8" w:space="0" w:color="000000"/>
+              <w:bottom w:val="single" w:sz="8" w:space="0" w:color="000000"/>
+              <w:right w:val="single" w:sz="8" w:space="0" w:color="000000"/>
+            </w:tcBorders>
             <w:vAlign w:val="center"/>
           </w:tcPr>
           <w:p>
@@ -1114,6 +1392,12 @@
         <w:tc>
           <w:tcPr>
             <w:tcW w:type="dxa" w:w="2016"/>
+            <w:tcBorders>
+              <w:top w:val="single" w:sz="8" w:space="0" w:color="000000"/>
+              <w:left w:val="single" w:sz="8" w:space="0" w:color="000000"/>
+              <w:bottom w:val="single" w:sz="8" w:space="0" w:color="000000"/>
+              <w:right w:val="single" w:sz="8" w:space="0" w:color="000000"/>
+            </w:tcBorders>
             <w:vAlign w:val="center"/>
           </w:tcPr>
           <w:p>
@@ -1139,6 +1423,12 @@
           <w:tcPr>
             <w:tcW w:type="dxa" w:w="2016"/>
             <w:vMerge w:val="restart"/>
+            <w:tcBorders>
+              <w:top w:val="single" w:sz="8" w:space="0" w:color="000000"/>
+              <w:left w:val="single" w:sz="8" w:space="0" w:color="000000"/>
+              <w:bottom w:val="single" w:sz="8" w:space="0" w:color="000000"/>
+              <w:right w:val="single" w:sz="8" w:space="0" w:color="000000"/>
+            </w:tcBorders>
             <w:vAlign w:val="center"/>
           </w:tcPr>
           <w:p>
@@ -1176,6 +1466,12 @@
         <w:tc>
           <w:tcPr>
             <w:tcW w:type="dxa" w:w="2016"/>
+            <w:tcBorders>
+              <w:top w:val="single" w:sz="8" w:space="0" w:color="000000"/>
+              <w:left w:val="single" w:sz="8" w:space="0" w:color="000000"/>
+              <w:bottom w:val="single" w:sz="8" w:space="0" w:color="000000"/>
+              <w:right w:val="single" w:sz="8" w:space="0" w:color="000000"/>
+            </w:tcBorders>
             <w:vAlign w:val="center"/>
           </w:tcPr>
           <w:p>
@@ -1198,6 +1494,12 @@
         <w:tc>
           <w:tcPr>
             <w:tcW w:type="dxa" w:w="2016"/>
+            <w:tcBorders>
+              <w:top w:val="single" w:sz="8" w:space="0" w:color="000000"/>
+              <w:left w:val="single" w:sz="8" w:space="0" w:color="000000"/>
+              <w:bottom w:val="single" w:sz="8" w:space="0" w:color="000000"/>
+              <w:right w:val="single" w:sz="8" w:space="0" w:color="000000"/>
+            </w:tcBorders>
             <w:vAlign w:val="center"/>
           </w:tcPr>
           <w:p>
@@ -1220,6 +1522,12 @@
         <w:tc>
           <w:tcPr>
             <w:tcW w:type="dxa" w:w="2016"/>
+            <w:tcBorders>
+              <w:top w:val="single" w:sz="8" w:space="0" w:color="000000"/>
+              <w:left w:val="single" w:sz="8" w:space="0" w:color="000000"/>
+              <w:bottom w:val="single" w:sz="8" w:space="0" w:color="000000"/>
+              <w:right w:val="single" w:sz="8" w:space="0" w:color="000000"/>
+            </w:tcBorders>
             <w:vAlign w:val="center"/>
           </w:tcPr>
           <w:p>
@@ -1242,6 +1550,12 @@
         <w:tc>
           <w:tcPr>
             <w:tcW w:type="dxa" w:w="2016"/>
+            <w:tcBorders>
+              <w:top w:val="single" w:sz="8" w:space="0" w:color="000000"/>
+              <w:left w:val="single" w:sz="8" w:space="0" w:color="000000"/>
+              <w:bottom w:val="single" w:sz="8" w:space="0" w:color="000000"/>
+              <w:right w:val="single" w:sz="8" w:space="0" w:color="000000"/>
+            </w:tcBorders>
             <w:vAlign w:val="center"/>
           </w:tcPr>
           <w:p>
@@ -1264,6 +1578,12 @@
         <w:tc>
           <w:tcPr>
             <w:tcW w:type="dxa" w:w="2016"/>
+            <w:tcBorders>
+              <w:top w:val="single" w:sz="8" w:space="0" w:color="000000"/>
+              <w:left w:val="single" w:sz="8" w:space="0" w:color="000000"/>
+              <w:bottom w:val="single" w:sz="8" w:space="0" w:color="000000"/>
+              <w:right w:val="single" w:sz="8" w:space="0" w:color="000000"/>
+            </w:tcBorders>
             <w:vAlign w:val="center"/>
           </w:tcPr>
           <w:p>
@@ -1286,6 +1606,12 @@
         <w:tc>
           <w:tcPr>
             <w:tcW w:type="dxa" w:w="2016"/>
+            <w:tcBorders>
+              <w:top w:val="single" w:sz="8" w:space="0" w:color="000000"/>
+              <w:left w:val="single" w:sz="8" w:space="0" w:color="000000"/>
+              <w:bottom w:val="single" w:sz="8" w:space="0" w:color="000000"/>
+              <w:right w:val="single" w:sz="8" w:space="0" w:color="000000"/>
+            </w:tcBorders>
             <w:vAlign w:val="center"/>
           </w:tcPr>
           <w:p>
@@ -1318,6 +1644,12 @@
         <w:tc>
           <w:tcPr>
             <w:tcW w:type="dxa" w:w="2016"/>
+            <w:tcBorders>
+              <w:top w:val="single" w:sz="8" w:space="0" w:color="000000"/>
+              <w:left w:val="single" w:sz="8" w:space="0" w:color="000000"/>
+              <w:bottom w:val="single" w:sz="8" w:space="0" w:color="000000"/>
+              <w:right w:val="single" w:sz="8" w:space="0" w:color="000000"/>
+            </w:tcBorders>
             <w:vAlign w:val="center"/>
           </w:tcPr>
           <w:p>
@@ -1340,6 +1672,12 @@
         <w:tc>
           <w:tcPr>
             <w:tcW w:type="dxa" w:w="2016"/>
+            <w:tcBorders>
+              <w:top w:val="single" w:sz="8" w:space="0" w:color="000000"/>
+              <w:left w:val="single" w:sz="8" w:space="0" w:color="000000"/>
+              <w:bottom w:val="single" w:sz="8" w:space="0" w:color="000000"/>
+              <w:right w:val="single" w:sz="8" w:space="0" w:color="000000"/>
+            </w:tcBorders>
             <w:vAlign w:val="center"/>
           </w:tcPr>
           <w:p>
@@ -1362,6 +1700,12 @@
         <w:tc>
           <w:tcPr>
             <w:tcW w:type="dxa" w:w="2016"/>
+            <w:tcBorders>
+              <w:top w:val="single" w:sz="8" w:space="0" w:color="000000"/>
+              <w:left w:val="single" w:sz="8" w:space="0" w:color="000000"/>
+              <w:bottom w:val="single" w:sz="8" w:space="0" w:color="000000"/>
+              <w:right w:val="single" w:sz="8" w:space="0" w:color="000000"/>
+            </w:tcBorders>
             <w:vAlign w:val="center"/>
           </w:tcPr>
           <w:p>
@@ -1384,6 +1728,12 @@
         <w:tc>
           <w:tcPr>
             <w:tcW w:type="dxa" w:w="2016"/>
+            <w:tcBorders>
+              <w:top w:val="single" w:sz="8" w:space="0" w:color="000000"/>
+              <w:left w:val="single" w:sz="8" w:space="0" w:color="000000"/>
+              <w:bottom w:val="single" w:sz="8" w:space="0" w:color="000000"/>
+              <w:right w:val="single" w:sz="8" w:space="0" w:color="000000"/>
+            </w:tcBorders>
             <w:vAlign w:val="center"/>
           </w:tcPr>
           <w:p>
@@ -1406,6 +1756,12 @@
         <w:tc>
           <w:tcPr>
             <w:tcW w:type="dxa" w:w="2016"/>
+            <w:tcBorders>
+              <w:top w:val="single" w:sz="8" w:space="0" w:color="000000"/>
+              <w:left w:val="single" w:sz="8" w:space="0" w:color="000000"/>
+              <w:bottom w:val="single" w:sz="8" w:space="0" w:color="000000"/>
+              <w:right w:val="single" w:sz="8" w:space="0" w:color="000000"/>
+            </w:tcBorders>
             <w:vAlign w:val="center"/>
           </w:tcPr>
           <w:p>
@@ -1428,6 +1784,12 @@
         <w:tc>
           <w:tcPr>
             <w:tcW w:type="dxa" w:w="2016"/>
+            <w:tcBorders>
+              <w:top w:val="single" w:sz="8" w:space="0" w:color="000000"/>
+              <w:left w:val="single" w:sz="8" w:space="0" w:color="000000"/>
+              <w:bottom w:val="single" w:sz="8" w:space="0" w:color="000000"/>
+              <w:right w:val="single" w:sz="8" w:space="0" w:color="000000"/>
+            </w:tcBorders>
             <w:vAlign w:val="center"/>
           </w:tcPr>
           <w:p>
